--- a/thesis/word/20260531/23048.docx
+++ b/thesis/word/20260531/23048.docx
@@ -539,7 +539,7 @@
         <w:t>大規模言語モデル（</w:t>
       </w:r>
       <w:r>
-        <w:t>LLM</w:t>
+        <w:t>Large Language Model</w:t>
       </w:r>
       <w:r>
         <w:t>）は，翻訳・要約・質問応答など多様な自然言語処理タスクで高い性能を示している（</w:t>
